--- a/Week 5-State Diagrams.docx
+++ b/Week 5-State Diagrams.docx
@@ -51,7 +51,7 @@
           <w:sz w:val="18"/>
         </w:rPr>
         <w:drawing>
-          <wp:anchor distT="0" distB="0" distL="114300" distR="114300" simplePos="0" relativeHeight="251660288" behindDoc="0" locked="0" layoutInCell="1" allowOverlap="1">
+          <wp:anchor distT="0" distB="0" distL="114300" distR="114300" simplePos="0" relativeHeight="251660288" behindDoc="0" locked="0" layoutInCell="1" allowOverlap="1" wp14:anchorId="2CE741F7" wp14:editId="3EDA6AAF">
             <wp:simplePos x="0" y="0"/>
             <wp:positionH relativeFrom="column">
               <wp:posOffset>0</wp:posOffset>
@@ -159,7 +159,7 @@
           <w:sz w:val="20"/>
         </w:rPr>
         <w:drawing>
-          <wp:anchor distT="0" distB="0" distL="0" distR="0" simplePos="0" relativeHeight="487588352" behindDoc="1" locked="0" layoutInCell="1" allowOverlap="1">
+          <wp:anchor distT="0" distB="0" distL="0" distR="0" simplePos="0" relativeHeight="487588352" behindDoc="1" locked="0" layoutInCell="1" allowOverlap="1" wp14:anchorId="5C3BA020" wp14:editId="767AE2AF">
             <wp:simplePos x="0" y="0"/>
             <wp:positionH relativeFrom="page">
               <wp:posOffset>542925</wp:posOffset>
@@ -236,7 +236,7 @@
         </w:rPr>
         <w:lastRenderedPageBreak/>
         <w:drawing>
-          <wp:anchor distT="0" distB="0" distL="0" distR="0" simplePos="0" relativeHeight="251655168" behindDoc="1" locked="0" layoutInCell="1" allowOverlap="1">
+          <wp:anchor distT="0" distB="0" distL="0" distR="0" simplePos="0" relativeHeight="251655168" behindDoc="1" locked="0" layoutInCell="1" allowOverlap="1" wp14:anchorId="63574577" wp14:editId="2610C3AB">
             <wp:simplePos x="0" y="0"/>
             <wp:positionH relativeFrom="page">
               <wp:posOffset>457200</wp:posOffset>
@@ -334,7 +334,7 @@
           <w:sz w:val="20"/>
         </w:rPr>
         <w:drawing>
-          <wp:anchor distT="0" distB="0" distL="0" distR="0" simplePos="0" relativeHeight="251657216" behindDoc="1" locked="0" layoutInCell="1" allowOverlap="1">
+          <wp:anchor distT="0" distB="0" distL="0" distR="0" simplePos="0" relativeHeight="251657216" behindDoc="1" locked="0" layoutInCell="1" allowOverlap="1" wp14:anchorId="6C2F3E00" wp14:editId="6B6A7FC2">
             <wp:simplePos x="0" y="0"/>
             <wp:positionH relativeFrom="page">
               <wp:posOffset>142875</wp:posOffset>
@@ -436,7 +436,7 @@
           <w:sz w:val="16"/>
         </w:rPr>
         <w:drawing>
-          <wp:anchor distT="0" distB="0" distL="0" distR="0" simplePos="0" relativeHeight="487589888" behindDoc="1" locked="0" layoutInCell="1" allowOverlap="1">
+          <wp:anchor distT="0" distB="0" distL="0" distR="0" simplePos="0" relativeHeight="487589888" behindDoc="1" locked="0" layoutInCell="1" allowOverlap="1" wp14:anchorId="6FB415C2" wp14:editId="6AB39D0C">
             <wp:simplePos x="0" y="0"/>
             <wp:positionH relativeFrom="page">
               <wp:posOffset>457200</wp:posOffset>
@@ -530,7 +530,7 @@
           <w:sz w:val="20"/>
         </w:rPr>
         <w:drawing>
-          <wp:anchor distT="0" distB="0" distL="0" distR="0" simplePos="0" relativeHeight="487590400" behindDoc="1" locked="0" layoutInCell="1" allowOverlap="1">
+          <wp:anchor distT="0" distB="0" distL="0" distR="0" simplePos="0" relativeHeight="487590400" behindDoc="1" locked="0" layoutInCell="1" allowOverlap="1" wp14:anchorId="079CD305" wp14:editId="26580B62">
             <wp:simplePos x="0" y="0"/>
             <wp:positionH relativeFrom="page">
               <wp:posOffset>456565</wp:posOffset>
@@ -594,39 +594,22 @@
       <w:r>
         <w:tab/>
       </w:r>
+    </w:p>
+    <w:p/>
+    <w:p/>
+    <w:p/>
+    <w:p/>
+    <w:p/>
+    <w:p/>
+    <w:p/>
+    <w:p/>
+    <w:p/>
+    <w:p/>
+    <w:p/>
+    <w:p>
       <w:bookmarkStart w:id="0" w:name="_GoBack"/>
       <w:bookmarkEnd w:id="0"/>
     </w:p>
-    <w:p/>
-    <w:p/>
-    <w:p/>
-    <w:p/>
-    <w:p/>
-    <w:p/>
-    <w:p/>
-    <w:p/>
-    <w:p/>
-    <w:p/>
-    <w:p/>
-    <w:p/>
-    <w:p/>
-    <w:p/>
-    <w:p/>
-    <w:p/>
-    <w:p/>
-    <w:p/>
-    <w:p/>
-    <w:p/>
-    <w:p/>
-    <w:p/>
-    <w:p/>
-    <w:p/>
-    <w:p/>
-    <w:p/>
-    <w:p/>
-    <w:p/>
-    <w:p/>
-    <w:p/>
     <w:sectPr>
       <w:pgSz w:w="12240" w:h="15840"/>
       <w:pgMar w:top="1360" w:right="720" w:bottom="280" w:left="720" w:header="720" w:footer="720" w:gutter="0"/>
